--- a/dokumentacja.docx
+++ b/dokumentacja.docx
@@ -2,16 +2,7 @@
 <file path=word/document.xml><?xml version="1.0" encoding="utf-8"?>
 <w:document xmlns:ve="http://schemas.openxmlformats.org/markup-compatibility/2006" xmlns:o="urn:schemas-microsoft-com:office:office" xmlns:r="http://schemas.openxmlformats.org/officeDocument/2006/relationships" xmlns:m="http://schemas.openxmlformats.org/officeDocument/2006/math" xmlns:v="urn:schemas-microsoft-com:vml" xmlns:wp="http://schemas.openxmlformats.org/drawingml/2006/wordprocessingDrawing" xmlns:w10="urn:schemas-microsoft-com:office:word" xmlns:w="http://schemas.openxmlformats.org/wordprocessingml/2006/main" xmlns:wne="http://schemas.microsoft.com/office/word/2006/wordml">
   <w:body>
-    <w:p>
-      <w:r>
-        <w:t>28.05 start projektu</w:t>
-      </w:r>
-    </w:p>
-    <w:p>
-      <w:r>
-        <w:t xml:space="preserve">Cel: </w:t>
-      </w:r>
-    </w:p>
+    <w:p/>
     <w:sectPr>
       <w:pgSz w:w="11906" w:h="16838"/>
       <w:pgMar w:top="1417" w:right="1417" w:bottom="1417" w:left="1417" w:header="708" w:footer="708" w:gutter="0"/>
@@ -27,10 +18,10 @@
   <w:docDefaults>
     <w:rPrDefault>
       <w:rPr>
-        <w:rFonts w:asciiTheme="minorHAnsi" w:eastAsiaTheme="minorEastAsia" w:hAnsiTheme="minorHAnsi" w:cstheme="minorBidi"/>
+        <w:rFonts w:asciiTheme="minorHAnsi" w:eastAsiaTheme="minorHAnsi" w:hAnsiTheme="minorHAnsi" w:cstheme="minorBidi"/>
         <w:sz w:val="22"/>
         <w:szCs w:val="22"/>
-        <w:lang w:val="pl-PL" w:eastAsia="pl-PL" w:bidi="ar-SA"/>
+        <w:lang w:val="pl-PL" w:eastAsia="en-US" w:bidi="ar-SA"/>
       </w:rPr>
     </w:rPrDefault>
     <w:pPrDefault>
@@ -181,6 +172,7 @@
   <w:style w:type="paragraph" w:default="1" w:styleId="Normalny">
     <w:name w:val="Normal"/>
     <w:qFormat/>
+    <w:rsid w:val="001B0E24"/>
   </w:style>
   <w:style w:type="character" w:default="1" w:styleId="Domylnaczcionkaakapitu">
     <w:name w:val="Default Paragraph Font"/>

--- a/dokumentacja.docx
+++ b/dokumentacja.docx
@@ -2,7 +2,16 @@
 <file path=word/document.xml><?xml version="1.0" encoding="utf-8"?>
 <w:document xmlns:ve="http://schemas.openxmlformats.org/markup-compatibility/2006" xmlns:o="urn:schemas-microsoft-com:office:office" xmlns:r="http://schemas.openxmlformats.org/officeDocument/2006/relationships" xmlns:m="http://schemas.openxmlformats.org/officeDocument/2006/math" xmlns:v="urn:schemas-microsoft-com:vml" xmlns:wp="http://schemas.openxmlformats.org/drawingml/2006/wordprocessingDrawing" xmlns:w10="urn:schemas-microsoft-com:office:word" xmlns:w="http://schemas.openxmlformats.org/wordprocessingml/2006/main" xmlns:wne="http://schemas.microsoft.com/office/word/2006/wordml">
   <w:body>
-    <w:p/>
+    <w:p>
+      <w:r>
+        <w:t>28.05 start projektu</w:t>
+      </w:r>
+    </w:p>
+    <w:p>
+      <w:r>
+        <w:t>Cel: labirynt z określoną ilością ruchów i punktami na planszy</w:t>
+      </w:r>
+    </w:p>
     <w:sectPr>
       <w:pgSz w:w="11906" w:h="16838"/>
       <w:pgMar w:top="1417" w:right="1417" w:bottom="1417" w:left="1417" w:header="708" w:footer="708" w:gutter="0"/>
